--- a/docs/final_report/paper_final.docx
+++ b/docs/final_report/paper_final.docx
@@ -8104,7 +8104,7 @@
         <w:rPr>
           <w:i/>
         </w:rPr>
-        <w:t>F. On-board operation</w:t>
+        <w:t>F. On-board operation and reporting</w:t>
       </w:r>
     </w:p>
     <w:p>
@@ -8115,6 +8115,16 @@
       </w:pPr>
       <w:r>
         <w:t xml:space="preserve">The full firmware, including the FFT, all models, and training data for the kNN algorithm requires approximately 20 KB of flash memory to store. This is well within the 32 KB limitation of the free Keil toolchain. The FFT buffers also require 8 KB of RAM. The C code was run through all 89 flicks on the PC and produced the same features and classifications as the Python reference implementation. Fig. 5 shows the board detecting a change and an unsafe health value during a fault test.</w:t>
+      </w:r>
+    </w:p>
+    <w:p>
+      <w:pPr>
+        <w:spacing w:after="0" w:line="240" w:lineRule="auto"/>
+        <w:ind w:firstLine="288"/>
+        <w:jc w:val="both"/>
+      </w:pPr>
+      <w:r>
+        <w:t xml:space="preserve">As an optional final step, the laptop sends the per-condition results (median frequency, damping, health, predicted class and confidence, the cross-validated accuracies and the trend forecast) to a large language model (gpt-oss-120b through the Groq API, with Gemini as a fallback) and asks it to write a short inspection report in plain English. The language model only explains the results; every number comes from the measured table, and all detection and classification is done by the models on the board. In our run the generated report correctly called loose joint 2 and the 3/4 turn support unsafe and the added mass harmless, but it overstated the classifier confidence for the first two loosening steps, so such a report must always be checked against the table.</w:t>
       </w:r>
     </w:p>
     <w:p>

--- a/docs/final_report/paper_final.docx
+++ b/docs/final_report/paper_final.docx
@@ -1518,125 +1518,50 @@
         <w:t>: the G-clamp screw loosened in three steps of about 1/4, 1/2 and 3/4 turn; 3/4 turn is the loosest setting at which the beam still stays in place.</w:t>
       </w:r>
     </w:p>
-    <w:tbl>
-      <w:tblPr>
-        <w:tblW w:w="0" w:type="auto"/>
+    <w:p>
+      <w:pPr>
+        <w:keepNext/>
+        <w:spacing w:before="120" w:after="60"/>
         <w:jc w:val="center"/>
-        <w:tblLook w:val="04A0" w:firstRow="1" w:lastRow="0" w:firstColumn="1" w:lastColumn="0" w:noHBand="0" w:noVBand="1"/>
-      </w:tblPr>
-      <w:tblGrid>
-        <w:gridCol w:w="1770"/>
-        <w:gridCol w:w="2980"/>
-      </w:tblGrid>
-      <w:tr>
-        <w:trPr>
-          <w:jc w:val="center"/>
-          <w:cantSplit/>
-        </w:trPr>
-        <w:tc>
-          <w:tcPr>
-            <w:tcW w:w="1699" w:type="dxa"/>
-          </w:tcPr>
-          <w:p>
-            <w:pPr>
-              <w:spacing w:after="0"/>
-              <w:jc w:val="center"/>
-            </w:pPr>
-            <w:r>
-              <w:rPr>
-                <w:noProof/>
-              </w:rPr>
-              <w:drawing>
-                <wp:inline distT="0" distB="0" distL="0" distR="0" wp14:anchorId="022CEC13" wp14:editId="10694F80">
-                  <wp:extent cx="987304" cy="1316406"/>
-                  <wp:effectExtent l="0" t="0" r="0" b="0"/>
-                  <wp:docPr id="2" name="Picture 2"/>
-                  <wp:cNvGraphicFramePr>
-                    <a:graphicFrameLocks xmlns:a="http://schemas.openxmlformats.org/drawingml/2006/main" noChangeAspect="1"/>
-                  </wp:cNvGraphicFramePr>
-                  <a:graphic xmlns:a="http://schemas.openxmlformats.org/drawingml/2006/main">
-                    <a:graphicData uri="http://schemas.openxmlformats.org/drawingml/2006/picture">
-                      <pic:pic xmlns:pic="http://schemas.openxmlformats.org/drawingml/2006/picture">
-                        <pic:nvPicPr>
-                          <pic:cNvPr id="0" name="photo_setup_coin.jpg"/>
-                          <pic:cNvPicPr/>
-                        </pic:nvPicPr>
-                        <pic:blipFill>
-                          <a:blip r:embed="rId7"/>
-                          <a:stretch>
-                            <a:fillRect/>
-                          </a:stretch>
-                        </pic:blipFill>
-                        <pic:spPr>
-                          <a:xfrm>
-                            <a:off x="0" y="0"/>
-                            <a:ext cx="987304" cy="1316406"/>
-                          </a:xfrm>
-                          <a:prstGeom prst="rect">
-                            <a:avLst/>
-                          </a:prstGeom>
-                        </pic:spPr>
-                      </pic:pic>
-                    </a:graphicData>
-                  </a:graphic>
-                </wp:inline>
-              </w:drawing>
-            </w:r>
-          </w:p>
-        </w:tc>
-        <w:tc>
-          <w:tcPr>
-            <w:tcW w:w="2908" w:type="dxa"/>
-          </w:tcPr>
-          <w:p>
-            <w:pPr>
-              <w:spacing w:after="0"/>
-              <w:jc w:val="center"/>
-            </w:pPr>
-            <w:r>
-              <w:rPr>
-                <w:noProof/>
-              </w:rPr>
-              <w:drawing>
-                <wp:inline distT="0" distB="0" distL="0" distR="0" wp14:anchorId="331B96A1" wp14:editId="446E60A6">
-                  <wp:extent cx="1755208" cy="1316406"/>
-                  <wp:effectExtent l="0" t="0" r="0" b="0"/>
-                  <wp:docPr id="3" name="Picture 3"/>
-                  <wp:cNvGraphicFramePr>
-                    <a:graphicFrameLocks xmlns:a="http://schemas.openxmlformats.org/drawingml/2006/main" noChangeAspect="1"/>
-                  </wp:cNvGraphicFramePr>
-                  <a:graphic xmlns:a="http://schemas.openxmlformats.org/drawingml/2006/main">
-                    <a:graphicData uri="http://schemas.openxmlformats.org/drawingml/2006/picture">
-                      <pic:pic xmlns:pic="http://schemas.openxmlformats.org/drawingml/2006/picture">
-                        <pic:nvPicPr>
-                          <pic:cNvPr id="0" name="photo_setup_top.jpg"/>
-                          <pic:cNvPicPr/>
-                        </pic:nvPicPr>
-                        <pic:blipFill>
-                          <a:blip r:embed="rId8"/>
-                          <a:stretch>
-                            <a:fillRect/>
-                          </a:stretch>
-                        </pic:blipFill>
-                        <pic:spPr>
-                          <a:xfrm>
-                            <a:off x="0" y="0"/>
-                            <a:ext cx="1755208" cy="1316406"/>
-                          </a:xfrm>
-                          <a:prstGeom prst="rect">
-                            <a:avLst/>
-                          </a:prstGeom>
-                        </pic:spPr>
-                      </pic:pic>
-                    </a:graphicData>
-                  </a:graphic>
-                </wp:inline>
-              </w:drawing>
-            </w:r>
-          </w:p>
-        </w:tc>
-      </w:tr>
-    </w:tbl>
+      </w:pPr>
+      <w:r>
+        <w:drawing>
+          <wp:inline distT="0" distB="0" distL="0" distR="0" wp14:anchorId="022CEC13" wp14:editId="10694F80">
+            <wp:extent cx="3108960" cy="1476940"/>
+            <wp:effectExtent l="0" t="0" r="0" b="0"/>
+            <wp:docPr id="2" name="Picture 2"/>
+            <wp:cNvGraphicFramePr>
+              <a:graphicFrameLocks xmlns:a="http://schemas.openxmlformats.org/drawingml/2006/main" noChangeAspect="1"/>
+            </wp:cNvGraphicFramePr>
+            <a:graphic xmlns:a="http://schemas.openxmlformats.org/drawingml/2006/main">
+              <a:graphicData uri="http://schemas.openxmlformats.org/drawingml/2006/picture">
+                <pic:pic xmlns:pic="http://schemas.openxmlformats.org/drawingml/2006/picture">
+                  <pic:nvPicPr>
+                    <pic:cNvPr id="0" name="photo_setup_coin.jpg"/>
+                    <pic:cNvPicPr/>
+                  </pic:nvPicPr>
+                  <pic:blipFill>
+                    <a:blip r:embed="rId7"/>
+                    <a:stretch>
+                      <a:fillRect/>
+                    </a:stretch>
+                  </pic:blipFill>
+                  <pic:spPr>
+                    <a:xfrm>
+                      <a:off x="0" y="0"/>
+                      <a:ext cx="3108960" cy="1476940"/>
+                    </a:xfrm>
+                    <a:prstGeom prst="rect">
+                      <a:avLst/>
+                    </a:prstGeom>
+                  </pic:spPr>
+                </pic:pic>
+              </a:graphicData>
+            </a:graphic>
+          </wp:inline>
+        </w:drawing>
+      </w:r>
+    </w:p>
     <w:p>
       <w:pPr>
         <w:spacing w:before="60" w:after="160" w:line="240" w:lineRule="auto"/>
@@ -1649,125 +1574,50 @@
         <w:t>Fig. 2. Experimental setup. Left: LPC1768 board, power supply and the clamped two-ruler cantilever with the MPU6050 near the tip. Right: side view showing the three binder clips, the G-clamp and the wiring to the board.</w:t>
       </w:r>
     </w:p>
-    <w:tbl>
-      <w:tblPr>
-        <w:tblW w:w="0" w:type="auto"/>
+    <w:p>
+      <w:pPr>
+        <w:keepNext/>
+        <w:spacing w:before="120" w:after="60"/>
         <w:jc w:val="center"/>
-        <w:tblLook w:val="04A0" w:firstRow="1" w:lastRow="0" w:firstColumn="1" w:lastColumn="0" w:noHBand="0" w:noVBand="1"/>
-      </w:tblPr>
-      <w:tblGrid>
-        <w:gridCol w:w="2375"/>
-        <w:gridCol w:w="2375"/>
-      </w:tblGrid>
-      <w:tr>
-        <w:trPr>
-          <w:jc w:val="center"/>
-          <w:cantSplit/>
-        </w:trPr>
-        <w:tc>
-          <w:tcPr>
-            <w:tcW w:w="2303" w:type="dxa"/>
-          </w:tcPr>
-          <w:p>
-            <w:pPr>
-              <w:spacing w:after="0"/>
-              <w:jc w:val="center"/>
-            </w:pPr>
-            <w:r>
-              <w:rPr>
-                <w:noProof/>
-              </w:rPr>
-              <w:drawing>
-                <wp:inline distT="0" distB="0" distL="0" distR="0" wp14:anchorId="597EA90E" wp14:editId="6B285560">
-                  <wp:extent cx="1371256" cy="1828342"/>
-                  <wp:effectExtent l="0" t="0" r="0" b="0"/>
-                  <wp:docPr id="4" name="Picture 4"/>
-                  <wp:cNvGraphicFramePr>
-                    <a:graphicFrameLocks xmlns:a="http://schemas.openxmlformats.org/drawingml/2006/main" noChangeAspect="1"/>
-                  </wp:cNvGraphicFramePr>
-                  <a:graphic xmlns:a="http://schemas.openxmlformats.org/drawingml/2006/main">
-                    <a:graphicData uri="http://schemas.openxmlformats.org/drawingml/2006/picture">
-                      <pic:pic xmlns:pic="http://schemas.openxmlformats.org/drawingml/2006/picture">
-                        <pic:nvPicPr>
-                          <pic:cNvPr id="0" name="photo_coin_close.jpg"/>
-                          <pic:cNvPicPr/>
-                        </pic:nvPicPr>
-                        <pic:blipFill>
-                          <a:blip r:embed="rId9"/>
-                          <a:stretch>
-                            <a:fillRect/>
-                          </a:stretch>
-                        </pic:blipFill>
-                        <pic:spPr>
-                          <a:xfrm>
-                            <a:off x="0" y="0"/>
-                            <a:ext cx="1371256" cy="1828342"/>
-                          </a:xfrm>
-                          <a:prstGeom prst="rect">
-                            <a:avLst/>
-                          </a:prstGeom>
-                        </pic:spPr>
-                      </pic:pic>
-                    </a:graphicData>
-                  </a:graphic>
-                </wp:inline>
-              </w:drawing>
-            </w:r>
-          </w:p>
-        </w:tc>
-        <w:tc>
-          <w:tcPr>
-            <w:tcW w:w="2303" w:type="dxa"/>
-          </w:tcPr>
-          <w:p>
-            <w:pPr>
-              <w:spacing w:after="0"/>
-              <w:jc w:val="center"/>
-            </w:pPr>
-            <w:r>
-              <w:rPr>
-                <w:noProof/>
-              </w:rPr>
-              <w:drawing>
-                <wp:inline distT="0" distB="0" distL="0" distR="0" wp14:anchorId="0560352C" wp14:editId="56E47EAC">
-                  <wp:extent cx="1371256" cy="1828342"/>
-                  <wp:effectExtent l="0" t="0" r="0" b="0"/>
-                  <wp:docPr id="5" name="Picture 5"/>
-                  <wp:cNvGraphicFramePr>
-                    <a:graphicFrameLocks xmlns:a="http://schemas.openxmlformats.org/drawingml/2006/main" noChangeAspect="1"/>
-                  </wp:cNvGraphicFramePr>
-                  <a:graphic xmlns:a="http://schemas.openxmlformats.org/drawingml/2006/main">
-                    <a:graphicData uri="http://schemas.openxmlformats.org/drawingml/2006/picture">
-                      <pic:pic xmlns:pic="http://schemas.openxmlformats.org/drawingml/2006/picture">
-                        <pic:nvPicPr>
-                          <pic:cNvPr id="0" name="photo_joint_removed.jpg"/>
-                          <pic:cNvPicPr/>
-                        </pic:nvPicPr>
-                        <pic:blipFill>
-                          <a:blip r:embed="rId10"/>
-                          <a:stretch>
-                            <a:fillRect/>
-                          </a:stretch>
-                        </pic:blipFill>
-                        <pic:spPr>
-                          <a:xfrm>
-                            <a:off x="0" y="0"/>
-                            <a:ext cx="1371256" cy="1828342"/>
-                          </a:xfrm>
-                          <a:prstGeom prst="rect">
-                            <a:avLst/>
-                          </a:prstGeom>
-                        </pic:spPr>
-                      </pic:pic>
-                    </a:graphicData>
-                  </a:graphic>
-                </wp:inline>
-              </w:drawing>
-            </w:r>
-          </w:p>
-        </w:tc>
-      </w:tr>
-    </w:tbl>
+      </w:pPr>
+      <w:r>
+        <w:drawing>
+          <wp:inline distT="0" distB="0" distL="0" distR="0" wp14:anchorId="597EA90E" wp14:editId="6B285560">
+            <wp:extent cx="3108960" cy="2043447"/>
+            <wp:effectExtent l="0" t="0" r="0" b="0"/>
+            <wp:docPr id="4" name="Picture 4"/>
+            <wp:cNvGraphicFramePr>
+              <a:graphicFrameLocks xmlns:a="http://schemas.openxmlformats.org/drawingml/2006/main" noChangeAspect="1"/>
+            </wp:cNvGraphicFramePr>
+            <a:graphic xmlns:a="http://schemas.openxmlformats.org/drawingml/2006/main">
+              <a:graphicData uri="http://schemas.openxmlformats.org/drawingml/2006/picture">
+                <pic:pic xmlns:pic="http://schemas.openxmlformats.org/drawingml/2006/picture">
+                  <pic:nvPicPr>
+                    <pic:cNvPr id="0" name="photo_coin_close.jpg"/>
+                    <pic:cNvPicPr/>
+                  </pic:nvPicPr>
+                  <pic:blipFill>
+                    <a:blip r:embed="rId9"/>
+                    <a:stretch>
+                      <a:fillRect/>
+                    </a:stretch>
+                  </pic:blipFill>
+                  <pic:spPr>
+                    <a:xfrm>
+                      <a:off x="0" y="0"/>
+                      <a:ext cx="3108960" cy="2043447"/>
+                    </a:xfrm>
+                    <a:prstGeom prst="rect">
+                      <a:avLst/>
+                    </a:prstGeom>
+                  </pic:spPr>
+                </pic:pic>
+              </a:graphicData>
+            </a:graphic>
+          </wp:inline>
+        </w:drawing>
+      </w:r>
+    </w:p>
     <w:p>
       <w:pPr>
         <w:spacing w:before="60" w:after="160" w:line="240" w:lineRule="auto"/>
@@ -1960,7 +1810,7 @@
         </w:rPr>
         <w:drawing>
           <wp:inline distT="0" distB="0" distL="0" distR="0" wp14:anchorId="04C8849A" wp14:editId="1B93A924">
-            <wp:extent cx="2955112" cy="2216334"/>
+            <wp:extent cx="3108960" cy="2152356"/>
             <wp:effectExtent l="0" t="0" r="0" b="0"/>
             <wp:docPr id="7" name="Picture 7"/>
             <wp:cNvGraphicFramePr>
@@ -1982,7 +1832,7 @@
                   <pic:spPr>
                     <a:xfrm>
                       <a:off x="0" y="0"/>
-                      <a:ext cx="2955112" cy="2216334"/>
+                      <a:ext cx="3108960" cy="2152356"/>
                     </a:xfrm>
                     <a:prstGeom prst="rect">
                       <a:avLst/>

--- a/docs/final_report/paper_final.docx
+++ b/docs/final_report/paper_final.docx
@@ -7974,7 +7974,7 @@
         <w:jc w:val="both"/>
       </w:pPr>
       <w:r>
-        <w:t xml:space="preserve">As an optional final step, the laptop sends the per-condition results (median frequency, damping, health, predicted class and confidence, the cross-validated accuracies and the trend forecast) to a large language model (gpt-oss-120b through the Groq API, with Gemini as a fallback) and asks it to write a short inspection report in plain English. The language model only explains the results; every number comes from the measured table, and all detection and classification is done by the models on the board. In our run the generated report correctly called loose joint 2 and the 3/4 turn support unsafe and the added mass harmless, but it overstated the classifier confidence for the first two loosening steps, so such a report must always be checked against the table.</w:t>
+        <w:t xml:space="preserve">Finally, the laptop transmits the results for each condition (median frequency, damping, health status, predicted class, confidence, cross-validated accuracies and trend prediction) to a large language model (gpt-oss-120b using the Groq API and using Gemini as a fallback). The language model is then prompted to produce a brief inspection summary in simple English. The language model does not make any decisions; all numbers come directly from the measured table, and all detection and classification is performed by the models on the board. In our case, the report correctly identified loose joint 2 and the 3/4 turn support as being unsafe, and identified the added mass as being harmless. However, the confidence of the classifier was exaggerated for the first two steps of loosening. Therefore, the report should always be checked against the table.</w:t>
       </w:r>
     </w:p>
     <w:p>
